--- a/docs/tables/entire/sec7_disc_summary.docx
+++ b/docs/tables/entire/sec7_disc_summary.docx
@@ -687,7 +687,7 @@
                 <w:szCs w:val="22"/>
                 <w:color w:val="000000"/>
               </w:rPr>
-              <w:t xml:space="preserve">432</w:t>
+              <w:t xml:space="preserve">433</w:t>
             </w:r>
           </w:p>
         </w:tc>
@@ -793,7 +793,7 @@
                 <w:szCs w:val="22"/>
                 <w:color w:val="000000"/>
               </w:rPr>
-              <w:t xml:space="preserve">0.044</w:t>
+              <w:t xml:space="preserve">0.047</w:t>
             </w:r>
           </w:p>
         </w:tc>
@@ -1871,7 +1871,7 @@
                 <w:szCs w:val="22"/>
                 <w:color w:val="000000"/>
               </w:rPr>
-              <w:t xml:space="preserve">1.25 (1.10, 1.42)</w:t>
+              <w:t xml:space="preserve">1.26 (1.10, 1.43)</w:t>
             </w:r>
           </w:p>
         </w:tc>
@@ -2678,7 +2678,7 @@
                 <w:szCs w:val="22"/>
                 <w:color w:val="000000"/>
               </w:rPr>
-              <w:t xml:space="preserve">0.009</w:t>
+              <w:t xml:space="preserve">0.008</w:t>
             </w:r>
           </w:p>
         </w:tc>
@@ -2949,7 +2949,7 @@
                 <w:szCs w:val="22"/>
                 <w:color w:val="000000"/>
               </w:rPr>
-              <w:t xml:space="preserve">484</w:t>
+              <w:t xml:space="preserve">485</w:t>
             </w:r>
           </w:p>
         </w:tc>
@@ -3002,7 +3002,7 @@
                 <w:szCs w:val="22"/>
                 <w:color w:val="000000"/>
               </w:rPr>
-              <w:t xml:space="preserve">1.14 (1.07, 1.21)</w:t>
+              <w:t xml:space="preserve">1.14 (1.07, 1.22)</w:t>
             </w:r>
           </w:p>
         </w:tc>
@@ -3703,7 +3703,7 @@
                 <w:szCs w:val="22"/>
                 <w:color w:val="000000"/>
               </w:rPr>
-              <w:t xml:space="preserve">264</w:t>
+              <w:t xml:space="preserve">265</w:t>
             </w:r>
           </w:p>
         </w:tc>
@@ -3809,7 +3809,7 @@
                 <w:szCs w:val="22"/>
                 <w:color w:val="000000"/>
               </w:rPr>
-              <w:t xml:space="preserve">0.007</w:t>
+              <w:t xml:space="preserve">0.006</w:t>
             </w:r>
           </w:p>
         </w:tc>
@@ -4080,7 +4080,7 @@
                 <w:szCs w:val="22"/>
                 <w:color w:val="000000"/>
               </w:rPr>
-              <w:t xml:space="preserve">162</w:t>
+              <w:t xml:space="preserve">163</w:t>
             </w:r>
           </w:p>
         </w:tc>
@@ -4186,7 +4186,7 @@
                 <w:szCs w:val="22"/>
                 <w:color w:val="000000"/>
               </w:rPr>
-              <w:t xml:space="preserve">0.006</w:t>
+              <w:t xml:space="preserve">0.005</w:t>
             </w:r>
           </w:p>
         </w:tc>
